--- a/example_articles/setting/Unspecified/4.setting_Unspecified_Other_publisher.docx
+++ b/example_articles/setting/Unspecified/4.setting_Unspecified_Other_publisher.docx
@@ -29,17 +29,17 @@
     </w:p>
     <w:p>
       <w:r>
-        <w:t>Source File: Other publishers/Files (500) (25).DOCX</w:t>
+        <w:t>Source file: Other publishers/Files (500) (25).DOCX</w:t>
       </w:r>
     </w:p>
     <w:p>
       <w:r>
-        <w:t>Raw locations result: ['Soviet Union', 'Russia', 'Leningrad', 'Siberia', 'Kemerovo']</w:t>
+        <w:t>Raw locations result, 'locations': ['Soviet Union', 'Russia', 'Leningrad', 'Siberia', 'Kemerovo']</w:t>
       </w:r>
     </w:p>
     <w:p>
       <w:r>
-        <w:t>setting_stand_flat (Standardized): Unspecified</w:t>
+        <w:t>Standardized locations result, 'setting_stand_flat': Unspecified</w:t>
       </w:r>
     </w:p>
     <w:p>

--- a/example_articles/setting/Unspecified/4.setting_Unspecified_Other_publisher.docx
+++ b/example_articles/setting/Unspecified/4.setting_Unspecified_Other_publisher.docx
@@ -7,9 +7,7 @@
         <w:pStyle w:val="Heading1"/>
       </w:pPr>
       <w:r>
-        <w:t>Texas school earns its 'cool';</w:t>
-        <w:br/>
-        <w:t>District sees hope in fairer funding plan</w:t>
+        <w:t>MOVIES</w:t>
       </w:r>
     </w:p>
     <w:p>
@@ -19,22 +17,22 @@
     </w:p>
     <w:p>
       <w:r>
-        <w:t>Date: 1990-08-28</w:t>
+        <w:t>Date: 1990-02-23</w:t>
       </w:r>
     </w:p>
     <w:p>
       <w:r>
-        <w:t>Section: NEWS; Pg. 3A</w:t>
+        <w:t>Section: LIFE; Pg. 3D; Television and Video; Movies</w:t>
       </w:r>
     </w:p>
     <w:p>
       <w:r>
-        <w:t>Source file: Other publishers/Files (500) (25).DOCX</w:t>
+        <w:t>Source file: Other publishers/Files (500) (24).DOCX</w:t>
       </w:r>
     </w:p>
     <w:p>
       <w:r>
-        <w:t>Raw locations result, 'locations': ['Soviet Union', 'Russia', 'Leningrad', 'Siberia', 'Kemerovo']</w:t>
+        <w:t>Raw locations result, 'locations': ['United Kingdom']</w:t>
       </w:r>
     </w:p>
     <w:p>
@@ -51,61 +49,31 @@
     </w:p>
     <w:p>
       <w:r>
-        <w:t>A red-and-white banner boasting ''This School is Cool'' over the entrance to Edgewood High will have new meaning to the 1,200 students arriving for the start of classes today.</w:t>
+        <w:t>NEW IN STORES</w:t>
         <w:br/>
-        <w:t>Built in 1954, Edgewood is getting its first air conditioning, and just in time: Today's forecast is for a high near 98.</w:t>
+        <w:t>Pal Joey ### 1/2 (1957, RCA/Columbia, $ 19.95): Lovers of the play justifiably picked this apart, but one all-equalizing fact remains: This is the film that preserves Frank Sinatra's best screen voice - and performing Nelson Riddle arrangements of Rodgers and Hart at that. Originally a John O'Hara short-story collection, then the 1940 stage hit that launched Gene Kelly, Joey arrived on screen with sexual content laundered - ditto for the title heel's personality. Respectively billed first and third were Columbia's hall-of-fame sex queens; Rita Hayworth (then on her way out) plays an ex- stripper and San Francisco society matron, while Kim Novak (getting the big studio push) is an innocent chorus girl. The last third is soft, and I wish director George Sidney didn't sink the numbers with stupid reaction shots; Joey is fun, though, even when Frank isn't singing - and when he does, you get The Lady Is a Tramp, I Could Write a Book and more. Consumer query: Why wasn't Capitol's fake-stereo soundtrack-CD restored to monophonic?</w:t>
         <w:br/>
-        <w:t>The 50 window air conditioners are the first spoils of Edgewood's long fight for equal educational funding.</w:t>
+        <w:t xml:space="preserve"> </w:t>
         <w:br/>
-        <w:t>''We undertook a battle that many people said we wouldn't win,'' says James Vasquez, 56, superintendent of Edgewood Independent School District. ''But we're stubborn people, proud people. A little backwater district like Edgewood has led the fight for better education in Texas.''</w:t>
+        <w:t>Cover Girl ### 1/2 (1944, RCA/Columbia, $ 19.95): The prototypical Rita Hayworth musical - Jerome Kern/Ira Gershwin score, knockout decor and cinematography, and a dopey script. The last doesn't matter too much, since this film also ''made'' Gene Kelly on screen - thanks, in part, to a famed ''alter ego'' dance that he rates as the trickiest of his career. Periodic color glitches aside, this (like Pal Joey) is one</w:t>
         <w:br/>
-        <w:t>The district, with 25 schools and 15,000 pupils, most of them Hispanic, is getting $ 6 million more from the state this year after winning a landmark case to change school financing.</w:t>
+        <w:t>Still Lives ### 1/2 (1989, IVE, $ 89.95): A bleak but beautiful autobiographical work. Director Terence Davies counterpoints the wretched existence of a working-class Liverpool clan by having members break into some of the most puerile pop hits of the 1950s. The effect is wearying, but this is still one of '89's most subliminally powerful films, a deserved inclusion on many 10-best lists. Use of color is unusual, the final shot unforgettable.</w:t>
         <w:br/>
-        <w:t>The state Supreme Court ruled unanimously last fall that the school funding system was unconstitutional and ordered the Legislature to fix it.</w:t>
+        <w:t xml:space="preserve"> </w:t>
         <w:br/>
-        <w:t>Edgewood and other school systems had sued, saying the state's 100 poorest districts had an average of $ 2,978 per pupil a year, compared with $ 7,233 in the 100 wealthiest.</w:t>
+        <w:t xml:space="preserve"> Il Bidone ### 1/2 (1955, Connoisseur, $ 69.95): If you can survive Broderick Crawford dubbed into Italian, here's an unjustly overlooked Fellini movie about three con men who don priests' garb to bilk naive villagers; one extended party scene proves (again) that Fellini had mastered his craft by the mid-'50s. Richard Basehart and Giulietta Masina (Mrs. Fellini) co-star; they, of course, - were in the legendary opener of the La Strada/Bidone/Nights of Cabiria trilogy.</w:t>
         <w:br/>
-        <w:t>Such disparities have been found elsewhere. In June, New Jersey became the 12th state where courts overturned school financing systems. Nine more states have cases pending, and the 1990s may bring the battle to other spots.</w:t>
+        <w:t xml:space="preserve"> </w:t>
         <w:br/>
-        <w:t>''Recent victories by plaintiffs in Montana, Texas, Kentucky and New Jersey have inspired poor school districts to attempt to seek similar decisions from their respective state courts,'' says Arthur Wise, author of a report called ''Rich Schools, Poor Schools.''</w:t>
+        <w:t>Macario ### (1960, Connoisseur, $ 59.95): An irresistible fable, very well told, about a woodcutter who cuts a deal with ''Death'' to benefit his large family. Three points of interest: 1) This Oscar nominee was, at the time of its release, the most honored Mexican film since Luis Bunuel's 1950 all-timer Los Olvidados; 2) the original story is by B. Traven, the elusive, mysterious author of The Treasure of the Sierra Madre; 3) the film offers U.S. audiences a rare second opportunity to see Pina Pellicer, the suicide (at 24) who starred opposite Marlon Brando in One-Eyed Jacks.</w:t>
         <w:br/>
-        <w:t>Nowhere has the fight required more vigilance than in Texas, where old ways are pitted against a skyrocketing Hispanic population that is beginning to assert itself.</w:t>
+        <w:t xml:space="preserve"> </w:t>
         <w:br/>
-        <w:t>''It's like the death throes of a drowning man,'' says Vasquez. ''There's a lot of jerking and kicking as the old Texas fades into the sunset.''</w:t>
+        <w:t xml:space="preserve"> The Package # 1/2 (1989, Orion, $ 89.98): The forgettable title refers to a mercenary Army vet entrusted to Sarge Gene Hackman, who's soon caught up in international intrigue. Even if The Manchurian Candidate weren't back in circulation, there'd be no reason to catch this scavenger of it and other better movies; it is, though, so don't bother.</w:t>
         <w:br/>
-        <w:t>It took eight months and three special legislative sessions to work out a $ 528 million emergency funding plan.</w:t>
+        <w:t xml:space="preserve"> TOP MOVIE RENTALS</w:t>
         <w:br/>
-        <w:t>Gov. Bill Clements, who vetoed two funding bills, finally OK'd the plan after a judge said he would act like Robin Hood, taking from rich schools and giving to poor.</w:t>
-        <w:br/>
-        <w:t>The plan raises the state sales tax a quarter-cent to fund poor districts without taking from well-off schools. But it fails to equalize funding.</w:t>
-        <w:br/>
-        <w:t>Rich districts get more tax money from high property values and industry. Poor districts usually have higher tax rates.</w:t>
-        <w:br/>
-        <w:t>Edgewood, a working-class area with little industry, high unemployment and home values in the $ 20,000 range, must raise its property tax rate 21% to meet its part of the plan.</w:t>
-        <w:br/>
-        <w:t>Edgewood and 12 other districts are asking the court to order the Legislature to find a better system. A ruling is due by October.</w:t>
-        <w:br/>
-        <w:t>With the new money already won, Edgewood has hiked teacher pay 8%. The rest is going for computers for fifth graders, air conditioners at Edgewood High and Stafford Elementary, science lab ventilation systems and construction at several schools.</w:t>
-        <w:br/>
-        <w:t>But there are few foreign language classes at the three high schools, and and sports facilities are inadequate.</w:t>
-        <w:br/>
-        <w:t>Teachers say shortcomings are obvious to students when they go to other schools for academic and sports contests.</w:t>
-        <w:br/>
-        <w:t>''They ask, 'Why don't we have tennis courts, why don't we have a track, why don't we have a complete football field?' '' says Margaret Arevalo, who has taught math for 17 years in the district.</w:t>
-        <w:br/>
-        <w:t>Parents first sued in 1968, claiming the Texas public school funding system was unconstitutional. The U.S. Supreme Court ruled the U.S. Constitution doesn't address equal education.</w:t>
-        <w:br/>
-        <w:t>But the Texas Constitution guarantees an ''efficient system of education,'' and in 1984, Edgewood took it to state court.</w:t>
-        <w:br/>
-        <w:t>Says Demetrio Rodriguez, 64, whose name was on the initial federal suit: ''We're pioneers in bringing out the problems of school funding. But we're not through. … Education belongs to all the citizens of Texas, not just rich ones.''</w:t>
-        <w:br/>
-        <w:t>Contributing: Anne Carey.</w:t>
-        <w:br/>
-        <w:br/>
-        <w:t>Notes</w:t>
-        <w:br/>
-        <w:br/>
-        <w:t>Accompanying story; Heat is up, violence too, as schools open doors</w:t>
+        <w:t>Source: Billboard Publications</w:t>
         <w:br/>
         <w:br/>
         <w:t>Graphic</w:t>
@@ -113,11 +81,11 @@
         <w:br/>
         <w:t xml:space="preserve"> </w:t>
         <w:br/>
-        <w:t>b/w, Marty Baumann, USA TODAY (map, Texas); PHOTO; b/w, Bill Albrecht (James Vasquez)</w:t>
+        <w:t>b/w, Source: Billboard Publications (chart); PHOTO; b/w, AP (Frank Sinatra)</w:t>
         <w:br/>
         <w:t xml:space="preserve"> </w:t>
         <w:br/>
-        <w:t>CUTLINE: MORE TO GO AROUND: Edgewood school Superintendent James Vasquez stands at Hoelscher Elementary School, where new funding is being used for construction.</w:t>
+        <w:t>CUTLINE: FRANK SINATRA: He's in fine voice in 'Pal Joey.'</w:t>
       </w:r>
     </w:p>
     <w:sectPr>

--- a/example_articles/setting/Unspecified/4.setting_Unspecified_Other_publisher.docx
+++ b/example_articles/setting/Unspecified/4.setting_Unspecified_Other_publisher.docx
@@ -7,7 +7,7 @@
         <w:pStyle w:val="Heading1"/>
       </w:pPr>
       <w:r>
-        <w:t>MOVIES</w:t>
+        <w:t>THIS JOKE'S ON NOVELIST</w:t>
       </w:r>
     </w:p>
     <w:p>
@@ -17,22 +17,22 @@
     </w:p>
     <w:p>
       <w:r>
-        <w:t>Date: 1990-02-23</w:t>
+        <w:t>Date: 1998-11-17</w:t>
       </w:r>
     </w:p>
     <w:p>
       <w:r>
-        <w:t>Section: LIFE; Pg. 3D; Television and Video; Movies</w:t>
+        <w:t>Section: LIFESTYLE,</w:t>
       </w:r>
     </w:p>
     <w:p>
       <w:r>
-        <w:t>Source file: Other publishers/Files (500) (24).DOCX</w:t>
+        <w:t>Source file: Other publishers/Files (500) (21).DOCX</w:t>
       </w:r>
     </w:p>
     <w:p>
       <w:r>
-        <w:t>Raw locations result, 'locations': ['United Kingdom']</w:t>
+        <w:t>Raw locations result, 'locations': ['NA']</w:t>
       </w:r>
     </w:p>
     <w:p>
@@ -49,43 +49,33 @@
     </w:p>
     <w:p>
       <w:r>
-        <w:t>NEW IN STORES</w:t>
+        <w:t>Three years ago in his HBO special, comedian Chris Rock brought the house down with what was then a weird notion: Bill Clinton as America's first ''black president.''</w:t>
         <w:br/>
-        <w:t>Pal Joey ### 1/2 (1957, RCA/Columbia, $ 19.95): Lovers of the play justifiably picked this apart, but one all-equalizing fact remains: This is the film that preserves Frank Sinatra's best screen voice - and performing Nelson Riddle arrangements of Rodgers and Hart at that. Originally a John O'Hara short-story collection, then the 1940 stage hit that launched Gene Kelly, Joey arrived on screen with sexual content laundered - ditto for the title heel's personality. Respectively billed first and third were Columbia's hall-of-fame sex queens; Rita Hayworth (then on her way out) plays an ex- stripper and San Francisco society matron, while Kim Novak (getting the big studio push) is an innocent chorus girl. The last third is soft, and I wish director George Sidney didn't sink the numbers with stupid reaction shots; Joey is fun, though, even when Frank isn't singing - and when he does, you get The Lady Is a Tramp, I Could Write a Book and more. Consumer query: Why wasn't Capitol's fake-stereo soundtrack-CD restored to monophonic?</w:t>
+        <w:t>In a now classic routine, Rock said Clinton suffers the same indignities as a black man who hands a $ 20 or $ 50 note to a mall retail clerk. The image of a white cashier scrutinizing the president's money under the light to make sure it isn't counterfeit struck a painfully ironic chord in black audiences. Who's to say it didn't generate much of the sympathy that led to the election results two weeks ago?</w:t>
         <w:br/>
-        <w:t xml:space="preserve"> </w:t>
+        <w:t>Like most jokes, it works best on an intuitive level. It isn't designed to withstand the scrutiny of the irony impaired who can always be counted on to confuse a joke with a literal recounting of Boy Clinton's racial genealogy.</w:t>
         <w:br/>
-        <w:t>Cover Girl ### 1/2 (1944, RCA/Columbia, $ 19.95): The prototypical Rita Hayworth musical - Jerome Kern/Ira Gershwin score, knockout decor and cinematography, and a dopey script. The last doesn't matter too much, since this film also ''made'' Gene Kelly on screen - thanks, in part, to a famed ''alter ego'' dance that he rates as the trickiest of his career. Periodic color glitches aside, this (like Pal Joey) is one</w:t>
+        <w:t>In the Oct. 5 issue of the New Yorker, novelist Toni Morrison, who has never struck me as a particularly gifted comic, retold Rock's joke in the argot of the chattering class. But in the process of endowing it with sociological heft, Morrison ran into more trouble than an exclusive showing of ''Beloved'' at a suburban cineplex:</w:t>
         <w:br/>
-        <w:t>Still Lives ### 1/2 (1989, IVE, $ 89.95): A bleak but beautiful autobiographical work. Director Terence Davies counterpoints the wretched existence of a working-class Liverpool clan by having members break into some of the most puerile pop hits of the 1950s. The effect is wearying, but this is still one of '89's most subliminally powerful films, a deserved inclusion on many 10-best lists. Use of color is unusual, the final shot unforgettable.</w:t>
+        <w:t>''After all, Clinton displays almost every trope of blackness,'' she wrote, ''single-parent household, born poor, working class, saxophone-playing, McDonald's-and-junk-food-loving boy from Arkansas. And when all the African-American Clinton appointees began, one by one, to disappear . . . he was metaphorically seized and body-searched . . .'' You get the idea.</w:t>
         <w:br/>
-        <w:t xml:space="preserve"> </w:t>
+        <w:t>Told without benefit of Rock's high-pitched nasal inflection and rolling eyes, the notion of Clinton as our first black president comes across as ridiculous and perhaps a tad insulting. So what caused a writer of Morrison's lyrical power, depth and intelligence to overreach like this? Even white folks are skeptical of racial generalizations of this magnitude.</w:t>
         <w:br/>
-        <w:t xml:space="preserve"> Il Bidone ### 1/2 (1955, Connoisseur, $ 69.95): If you can survive Broderick Crawford dubbed into Italian, here's an unjustly overlooked Fellini movie about three con men who don priests' garb to bilk naive villagers; one extended party scene proves (again) that Fellini had mastered his craft by the mid-'50s. Richard Basehart and Giulietta Masina (Mrs. Fellini) co-star; they, of course, - were in the legendary opener of the La Strada/Bidone/Nights of Cabiria trilogy.</w:t>
+        <w:t>Being, allegedly, a writer myself, I know it's possible to get enthusiastic about an idea that may not have the legs to make it across the street to where the readers are (how's that for a terribly labored image?).</w:t>
         <w:br/>
-        <w:t xml:space="preserve"> </w:t>
+        <w:t>My theory is that Morrison heard the joke recently and hasn't been able to get it out of her head. The fact that she didn't trace the idea back to Rock's HBO special indicates she isn't aware of how deeply imbedded it already is in black culture.</w:t>
         <w:br/>
-        <w:t>Macario ### (1960, Connoisseur, $ 59.95): An irresistible fable, very well told, about a woodcutter who cuts a deal with ''Death'' to benefit his large family. Three points of interest: 1) This Oscar nominee was, at the time of its release, the most honored Mexican film since Luis Bunuel's 1950 all-timer Los Olvidados; 2) the original story is by B. Traven, the elusive, mysterious author of The Treasure of the Sierra Madre; 3) the film offers U.S. audiences a rare second opportunity to see Pina Pellicer, the suicide (at 24) who starred opposite Marlon Brando in One-Eyed Jacks.</w:t>
+        <w:t>But more disappointing than failing to give props to Chris Rock for a good joke is the one-dimensional way in which Morrison described what it is that constitutes ''blackness,'' specifically male blackness in America.</w:t>
         <w:br/>
-        <w:t xml:space="preserve"> </w:t>
+        <w:t>Do I really need to tell her how complicated black folks are, especially black men? Can we really be reduced to a handful of characteristics we supposedly have in common with Bill ''The Playa'' Clinton?</w:t>
         <w:br/>
-        <w:t xml:space="preserve"> The Package # 1/2 (1989, Orion, $ 89.98): The forgettable title refers to a mercenary Army vet entrusted to Sarge Gene Hackman, who's soon caught up in international intrigue. Even if The Manchurian Candidate weren't back in circulation, there'd be no reason to catch this scavenger of it and other better movies; it is, though, so don't bother.</w:t>
+        <w:t>Let's take two black men who died last weekend: jazz pianist Kenny Kirkland and former Black Panther and All African Revolutionary founder Kwame Ture (formerly Stokely Carmichael).</w:t>
         <w:br/>
-        <w:t xml:space="preserve"> TOP MOVIE RENTALS</w:t>
+        <w:t>One was a gifted pianist who helped usher in an era of young neo-boppers; the other was a fiery revolutionary theorist who lived the last half of his life in self-imposed exile in Guinea.</w:t>
         <w:br/>
-        <w:t>Source: Billboard Publications</w:t>
+        <w:t>Both were enormously complicated and far more nuanced than the black men who populate Morrison's fiction. The problem with equating Bill Clinton's travails with those encountered in the black experience is to confuse her view of black men with real life. But that's what happens when you take a joke too seriously.</w:t>
         <w:br/>
-        <w:br/>
-        <w:t>Graphic</w:t>
-        <w:br/>
-        <w:br/>
-        <w:t xml:space="preserve"> </w:t>
-        <w:br/>
-        <w:t>b/w, Source: Billboard Publications (chart); PHOTO; b/w, AP (Frank Sinatra)</w:t>
-        <w:br/>
-        <w:t xml:space="preserve"> </w:t>
-        <w:br/>
-        <w:t>CUTLINE: FRANK SINATRA: He's in fine voice in 'Pal Joey.'</w:t>
+        <w:t>Tony Norman's email is tnorman@post-gazette.com</w:t>
       </w:r>
     </w:p>
     <w:sectPr>
